--- a/ERP与AI融合.docx
+++ b/ERP与AI融合.docx
@@ -356,6 +356,7 @@
         <w:suppressLineNumbers w:val="0"/>
         <w:rPr>
           <w:rFonts w:hint="eastAsia" w:ascii="微软雅黑" w:hAnsi="微软雅黑" w:eastAsia="微软雅黑" w:cs="微软雅黑"/>
+          <w:color w:val="FF0000"/>
           <w:sz w:val="24"/>
           <w:szCs w:val="24"/>
         </w:rPr>
@@ -365,6 +366,7 @@
           <w:rFonts w:hint="eastAsia" w:ascii="微软雅黑" w:hAnsi="微软雅黑" w:eastAsia="微软雅黑" w:cs="微软雅黑"/>
           <w:b/>
           <w:bCs/>
+          <w:color w:val="FF0000"/>
           <w:lang w:val="en-US" w:eastAsia="zh-CN"/>
         </w:rPr>
         <w:t>理想的架构：</w:t>
@@ -372,6 +374,7 @@
       <w:r>
         <w:rPr>
           <w:rFonts w:hint="eastAsia" w:ascii="微软雅黑" w:hAnsi="微软雅黑" w:eastAsia="微软雅黑" w:cs="微软雅黑"/>
+          <w:color w:val="FF0000"/>
           <w:sz w:val="24"/>
           <w:szCs w:val="24"/>
         </w:rPr>
@@ -380,6 +383,7 @@
       <w:r>
         <w:rPr>
           <w:rFonts w:hint="eastAsia" w:ascii="微软雅黑" w:hAnsi="微软雅黑" w:eastAsia="微软雅黑" w:cs="微软雅黑"/>
+          <w:color w:val="FF0000"/>
           <w:lang w:val="en-US" w:eastAsia="zh-CN"/>
         </w:rPr>
         <w:t>负责规划</w:t>
@@ -387,6 +391,7 @@
       <w:r>
         <w:rPr>
           <w:rFonts w:hint="eastAsia" w:ascii="微软雅黑" w:hAnsi="微软雅黑" w:eastAsia="微软雅黑" w:cs="微软雅黑"/>
+          <w:color w:val="FF0000"/>
           <w:sz w:val="24"/>
           <w:szCs w:val="24"/>
         </w:rPr>
@@ -395,6 +400,7 @@
       <w:r>
         <w:rPr>
           <w:rFonts w:hint="eastAsia" w:ascii="微软雅黑" w:hAnsi="微软雅黑" w:cs="微软雅黑"/>
+          <w:color w:val="FF0000"/>
           <w:sz w:val="24"/>
           <w:szCs w:val="24"/>
           <w:lang w:eastAsia="zh-CN"/>
@@ -404,6 +410,7 @@
       <w:r>
         <w:rPr>
           <w:rFonts w:hint="eastAsia" w:ascii="微软雅黑" w:hAnsi="微软雅黑" w:eastAsia="微软雅黑" w:cs="微软雅黑"/>
+          <w:color w:val="FF0000"/>
           <w:sz w:val="24"/>
           <w:szCs w:val="24"/>
         </w:rPr>
@@ -412,6 +419,7 @@
       <w:r>
         <w:rPr>
           <w:rFonts w:hint="eastAsia" w:ascii="微软雅黑" w:hAnsi="微软雅黑" w:cs="微软雅黑"/>
+          <w:color w:val="FF0000"/>
           <w:sz w:val="24"/>
           <w:szCs w:val="24"/>
           <w:lang w:eastAsia="zh-CN"/>
@@ -421,6 +429,7 @@
       <w:r>
         <w:rPr>
           <w:rFonts w:hint="eastAsia" w:ascii="微软雅黑" w:hAnsi="微软雅黑" w:cs="微软雅黑"/>
+          <w:color w:val="FF0000"/>
           <w:sz w:val="24"/>
           <w:szCs w:val="24"/>
           <w:lang w:val="en-US" w:eastAsia="zh-CN"/>
@@ -430,6 +439,7 @@
       <w:r>
         <w:rPr>
           <w:rFonts w:hint="eastAsia" w:ascii="微软雅黑" w:hAnsi="微软雅黑" w:eastAsia="微软雅黑" w:cs="微软雅黑"/>
+          <w:color w:val="FF0000"/>
           <w:sz w:val="24"/>
           <w:szCs w:val="24"/>
         </w:rPr>
@@ -438,6 +448,7 @@
       <w:r>
         <w:rPr>
           <w:rFonts w:hint="eastAsia" w:ascii="微软雅黑" w:hAnsi="微软雅黑" w:cs="微软雅黑"/>
+          <w:color w:val="FF0000"/>
           <w:sz w:val="24"/>
           <w:szCs w:val="24"/>
           <w:lang w:eastAsia="zh-CN"/>
@@ -447,6 +458,7 @@
       <w:r>
         <w:rPr>
           <w:rFonts w:hint="eastAsia" w:ascii="微软雅黑" w:hAnsi="微软雅黑" w:eastAsia="微软雅黑" w:cs="微软雅黑"/>
+          <w:color w:val="FF0000"/>
           <w:sz w:val="24"/>
           <w:szCs w:val="24"/>
         </w:rPr>
@@ -1005,9 +1017,20 @@
           <w:szCs w:val="24"/>
           <w:lang w:val="en-US" w:eastAsia="zh-CN"/>
         </w:rPr>
-        <w:t xml:space="preserve">    daily_report_agentic_workflow_demo：agentic workflow写日报：今天完成审批助手开发3</w:t>
+        <w:t xml:space="preserve">    daily_report_agentic_workflow_demo：</w:t>
+      </w:r>
+      <w:bookmarkStart w:id="0" w:name="_GoBack"/>
+      <w:r>
+        <w:rPr>
+          <w:rFonts w:hint="eastAsia" w:ascii="微软雅黑" w:hAnsi="微软雅黑" w:eastAsia="微软雅黑" w:cs="微软雅黑"/>
+          <w:sz w:val="24"/>
+          <w:szCs w:val="24"/>
+          <w:lang w:val="en-US" w:eastAsia="zh-CN"/>
+        </w:rPr>
+        <w:t>agentic workflow写日报：今天完成审批助手开发3</w:t>
       </w:r>
     </w:p>
+    <w:bookmarkEnd w:id="0"/>
     <w:p>
       <w:pPr>
         <w:keepNext w:val="0"/>
@@ -2102,6 +2125,12 @@
             <w:insideH w:val="single" w:color="BF7326" w:sz="10" w:space="0"/>
             <w:insideV w:val="single" w:color="BF7326" w:sz="10" w:space="0"/>
           </w:tblBorders>
+          <w:tblCellMar>
+            <w:top w:w="0" w:type="dxa"/>
+            <w:left w:w="108" w:type="dxa"/>
+            <w:bottom w:w="0" w:type="dxa"/>
+            <w:right w:w="108" w:type="dxa"/>
+          </w:tblCellMar>
         </w:tblPrEx>
         <w:tc>
           <w:tcPr>
@@ -2903,20 +2932,7 @@
           <w:sz w:val="26"/>
           <w:lang w:val="en-US" w:eastAsia="zh-CN"/>
         </w:rPr>
-        <w:t xml:space="preserve"> 、interrupt+resume+Checkpointer（HITL</w:t>
-      </w:r>
-      <w:bookmarkStart w:id="0" w:name="_GoBack"/>
-      <w:bookmarkEnd w:id="0"/>
-      <w:r>
-        <w:rPr>
-          <w:rFonts w:hint="eastAsia" w:ascii="微软雅黑" w:hAnsi="微软雅黑" w:eastAsia="微软雅黑" w:cs="微软雅黑"/>
-          <w:b/>
-          <w:i w:val="0"/>
-          <w:color w:val="5D293B"/>
-          <w:sz w:val="26"/>
-          <w:lang w:val="en-US" w:eastAsia="zh-CN"/>
-        </w:rPr>
-        <w:t>）</w:t>
+        <w:t xml:space="preserve"> 、interrupt+resume+Checkpointer（HITL）</w:t>
       </w:r>
     </w:p>
     <w:p>
